--- a/lab1/Отчет.docx
+++ b/lab1/Отчет.docx
@@ -323,6 +323,9 @@
     </w:p>
     <w:p>
       <w:r>
+        <w:rPr>
+          <w:noProof/>
+        </w:rPr>
         <w:drawing>
           <wp:inline distT="0" distB="0" distL="0" distR="0" wp14:anchorId="0B457861" wp14:editId="101A8556">
             <wp:extent cx="5989638" cy="2014260"/>
@@ -339,7 +342,7 @@
                     <pic:cNvPicPr/>
                   </pic:nvPicPr>
                   <pic:blipFill>
-                    <a:blip r:embed="rId4"/>
+                    <a:blip r:embed="rId5"/>
                     <a:stretch>
                       <a:fillRect/>
                     </a:stretch>
@@ -367,6 +370,9 @@
         </w:tabs>
       </w:pPr>
       <w:r>
+        <w:rPr>
+          <w:noProof/>
+        </w:rPr>
         <w:drawing>
           <wp:inline distT="0" distB="0" distL="0" distR="0" wp14:anchorId="3A68D85A" wp14:editId="5B7BF71B">
             <wp:extent cx="5940425" cy="2643505"/>
@@ -383,7 +389,7 @@
                     <pic:cNvPicPr/>
                   </pic:nvPicPr>
                   <pic:blipFill>
-                    <a:blip r:embed="rId5"/>
+                    <a:blip r:embed="rId6"/>
                     <a:stretch>
                       <a:fillRect/>
                     </a:stretch>
@@ -423,39 +429,2064 @@
           <w:lang w:val="en-US"/>
         </w:rPr>
       </w:pPr>
+      <w:r>
+        <w:rPr>
+          <w:noProof/>
+          <w:lang w:val="en-US"/>
+        </w:rPr>
+        <w:drawing>
+          <wp:inline distT="0" distB="0" distL="0" distR="0" wp14:anchorId="2798BDFA" wp14:editId="6202F83A">
+            <wp:extent cx="7956741" cy="3328988"/>
+            <wp:effectExtent l="0" t="0" r="6350" b="5080"/>
+            <wp:docPr id="1676047315" name="Рисунок 1"/>
+            <wp:cNvGraphicFramePr>
+              <a:graphicFrameLocks xmlns:a="http://schemas.openxmlformats.org/drawingml/2006/main" noChangeAspect="1"/>
+            </wp:cNvGraphicFramePr>
+            <a:graphic xmlns:a="http://schemas.openxmlformats.org/drawingml/2006/main">
+              <a:graphicData uri="http://schemas.openxmlformats.org/drawingml/2006/picture">
+                <pic:pic xmlns:pic="http://schemas.openxmlformats.org/drawingml/2006/picture">
+                  <pic:nvPicPr>
+                    <pic:cNvPr id="1676047315" name=""/>
+                    <pic:cNvPicPr/>
+                  </pic:nvPicPr>
+                  <pic:blipFill>
+                    <a:blip r:embed="rId7"/>
+                    <a:stretch>
+                      <a:fillRect/>
+                    </a:stretch>
+                  </pic:blipFill>
+                  <pic:spPr>
+                    <a:xfrm>
+                      <a:off x="0" y="0"/>
+                      <a:ext cx="7973404" cy="3335960"/>
+                    </a:xfrm>
+                    <a:prstGeom prst="rect">
+                      <a:avLst/>
+                    </a:prstGeom>
+                  </pic:spPr>
+                </pic:pic>
+              </a:graphicData>
+            </a:graphic>
+          </wp:inline>
+        </w:drawing>
+      </w:r>
+    </w:p>
+    <w:p>
+      <w:pPr>
+        <w:pStyle w:val="a7"/>
+        <w:numPr>
+          <w:ilvl w:val="0"/>
+          <w:numId w:val="3"/>
+        </w:numPr>
+      </w:pPr>
+      <w:r>
+        <w:t xml:space="preserve">Смотрим список доступных русских локалей. Выбираем </w:t>
+      </w:r>
+      <w:r>
+        <w:rPr>
+          <w:lang w:val="en-US"/>
+        </w:rPr>
+        <w:t>ru</w:t>
+      </w:r>
+      <w:r>
+        <w:t>_</w:t>
+      </w:r>
+      <w:r>
+        <w:rPr>
+          <w:lang w:val="en-US"/>
+        </w:rPr>
+        <w:t>RU</w:t>
+      </w:r>
+      <w:r>
+        <w:t>.</w:t>
+      </w:r>
+      <w:r>
+        <w:rPr>
+          <w:lang w:val="en-US"/>
+        </w:rPr>
+        <w:t>CP</w:t>
+      </w:r>
+      <w:r>
+        <w:t xml:space="preserve">1251 </w:t>
+      </w:r>
+      <w:r>
+        <w:t xml:space="preserve">так как у нас кодировка </w:t>
+      </w:r>
+      <w:r>
+        <w:rPr>
+          <w:lang w:val="en-US"/>
+        </w:rPr>
+        <w:t>WIN</w:t>
+      </w:r>
+      <w:r>
+        <w:t>1251</w:t>
+      </w:r>
+    </w:p>
+    <w:p>
+      <w:pPr>
+        <w:pStyle w:val="a7"/>
+        <w:numPr>
+          <w:ilvl w:val="0"/>
+          <w:numId w:val="3"/>
+        </w:numPr>
+      </w:pPr>
+      <w:r>
+        <w:t>Далее</w:t>
+      </w:r>
+      <w:r>
+        <w:t xml:space="preserve"> </w:t>
+      </w:r>
+      <w:r>
+        <w:t>выполняем</w:t>
+      </w:r>
+      <w:r>
+        <w:t xml:space="preserve"> </w:t>
+      </w:r>
+      <w:r>
+        <w:t>команду</w:t>
+      </w:r>
+      <w:r>
+        <w:t xml:space="preserve"> </w:t>
+      </w:r>
+      <w:r>
+        <w:rPr>
+          <w:lang w:val="en-US"/>
+        </w:rPr>
+        <w:t>initdb</w:t>
+      </w:r>
+      <w:r>
+        <w:t xml:space="preserve"> -</w:t>
+      </w:r>
+      <w:r>
+        <w:rPr>
+          <w:lang w:val="en-US"/>
+        </w:rPr>
+        <w:t>D</w:t>
+      </w:r>
+      <w:r>
+        <w:t xml:space="preserve"> $</w:t>
+      </w:r>
+      <w:r>
+        <w:rPr>
+          <w:lang w:val="en-US"/>
+        </w:rPr>
+        <w:t>HOME</w:t>
+      </w:r>
+      <w:r>
+        <w:t>/</w:t>
+      </w:r>
+      <w:r>
+        <w:rPr>
+          <w:lang w:val="en-US"/>
+        </w:rPr>
+        <w:t>aum</w:t>
+      </w:r>
+      <w:r>
+        <w:t>71 --</w:t>
+      </w:r>
+      <w:r>
+        <w:rPr>
+          <w:lang w:val="en-US"/>
+        </w:rPr>
+        <w:t>locale</w:t>
+      </w:r>
+      <w:r>
+        <w:t>=</w:t>
+      </w:r>
+      <w:r>
+        <w:rPr>
+          <w:lang w:val="en-US"/>
+        </w:rPr>
+        <w:t>ru</w:t>
+      </w:r>
+      <w:r>
+        <w:t>_</w:t>
+      </w:r>
+      <w:r>
+        <w:rPr>
+          <w:lang w:val="en-US"/>
+        </w:rPr>
+        <w:t>RU</w:t>
+      </w:r>
+      <w:r>
+        <w:t>.</w:t>
+      </w:r>
+      <w:r>
+        <w:rPr>
+          <w:lang w:val="en-US"/>
+        </w:rPr>
+        <w:t>CP</w:t>
+      </w:r>
+      <w:r>
+        <w:t>1251 --</w:t>
+      </w:r>
+      <w:r>
+        <w:rPr>
+          <w:lang w:val="en-US"/>
+        </w:rPr>
+        <w:t>encoding</w:t>
+      </w:r>
+      <w:r>
+        <w:t>=</w:t>
+      </w:r>
+      <w:r>
+        <w:rPr>
+          <w:lang w:val="en-US"/>
+        </w:rPr>
+        <w:t>WIN</w:t>
+      </w:r>
+      <w:r>
+        <w:t xml:space="preserve">1251 </w:t>
+      </w:r>
+      <w:r>
+        <w:t xml:space="preserve">для инициализации кластера БД. После флага </w:t>
+      </w:r>
+      <w:r>
+        <w:t>-</w:t>
+      </w:r>
+      <w:r>
+        <w:rPr>
+          <w:lang w:val="en-US"/>
+        </w:rPr>
+        <w:t>D</w:t>
+      </w:r>
+      <w:r>
+        <w:t xml:space="preserve"> </w:t>
+      </w:r>
+      <w:r>
+        <w:t>указывается директория кластера</w:t>
+      </w:r>
+      <w:r>
+        <w:t>, --</w:t>
+      </w:r>
+      <w:r>
+        <w:rPr>
+          <w:lang w:val="en-US"/>
+        </w:rPr>
+        <w:t>locale</w:t>
+      </w:r>
+      <w:r>
+        <w:t xml:space="preserve"> </w:t>
+      </w:r>
+      <w:r>
+        <w:t>указывает какую локаль мы устанавливаем</w:t>
+      </w:r>
+      <w:r>
+        <w:t>, --</w:t>
+      </w:r>
+      <w:r>
+        <w:rPr>
+          <w:lang w:val="en-US"/>
+        </w:rPr>
+        <w:t>encoding</w:t>
+      </w:r>
+      <w:r>
+        <w:t xml:space="preserve"> </w:t>
+      </w:r>
+      <w:r>
+        <w:t>устанавливает кодировку</w:t>
+      </w:r>
+    </w:p>
+    <w:p>
+      <w:pPr>
+        <w:pStyle w:val="a7"/>
+        <w:numPr>
+          <w:ilvl w:val="0"/>
+          <w:numId w:val="3"/>
+        </w:numPr>
+      </w:pPr>
+      <w:r>
+        <w:t>Как видим из вывода</w:t>
+      </w:r>
+      <w:r>
+        <w:t xml:space="preserve">, </w:t>
+      </w:r>
+      <w:r>
+        <w:t xml:space="preserve">кластер баз данных успешно инициализовался. </w:t>
+      </w:r>
     </w:p>
     <w:p>
       <w:pPr>
         <w:pStyle w:val="2"/>
       </w:pPr>
-      <w:r>
-        <w:t xml:space="preserve">Ход работы. Этап </w:t>
-      </w:r>
-      <w:r>
-        <w:t>2</w:t>
-      </w:r>
-      <w:r>
-        <w:t>.</w:t>
-      </w:r>
-      <w:r>
-        <w:t xml:space="preserve"> Конфигурация и запуск сервера БД</w:t>
-      </w:r>
     </w:p>
     <w:p>
       <w:pPr>
         <w:pStyle w:val="2"/>
       </w:pPr>
       <w:r>
-        <w:t xml:space="preserve">Ход работы. Этап </w:t>
-      </w:r>
-      <w:r>
-        <w:t>3</w:t>
-      </w:r>
-      <w:r>
-        <w:t>.</w:t>
-      </w:r>
-      <w:r>
-        <w:t xml:space="preserve"> Дополнительные табличные пространства и наполнение базы</w:t>
+        <w:t>Ход работы. Этап 2. Конфигурация и запуск сервера БД</w:t>
+      </w:r>
+    </w:p>
+    <w:p/>
+    <w:p>
+      <w:pPr>
+        <w:pStyle w:val="2"/>
+      </w:pPr>
+      <w:r>
+        <w:t>Ход работы. Этап 3. Дополнительные табличные пространства и наполнение базы</w:t>
+      </w:r>
+    </w:p>
+    <w:p>
+      <w:pPr>
+        <w:pStyle w:val="3"/>
+      </w:pPr>
+      <w:r>
+        <w:t>Создание новых табличных пространств для партицированной таблицы</w:t>
+      </w:r>
+    </w:p>
+    <w:p>
+      <w:pPr>
+        <w:rPr>
+          <w:lang w:val="en-US"/>
+        </w:rPr>
+      </w:pPr>
+      <w:r>
+        <w:t>$HOME/nof94, $HOME/dyn55</w:t>
+      </w:r>
+    </w:p>
+    <w:p>
+      <w:pPr>
+        <w:rPr>
+          <w:lang w:val="en-US"/>
+        </w:rPr>
+      </w:pPr>
+      <w:r>
+        <w:rPr>
+          <w:lang w:val="en-US"/>
+        </w:rPr>
+        <w:t>mkdir -p $HOME/nof94</w:t>
+      </w:r>
+    </w:p>
+    <w:p>
+      <w:pPr>
+        <w:rPr>
+          <w:lang w:val="en-US"/>
+        </w:rPr>
+      </w:pPr>
+      <w:r>
+        <w:rPr>
+          <w:lang w:val="en-US"/>
+        </w:rPr>
+        <w:t xml:space="preserve">mkdir -p $HOME/dyn55 </w:t>
+      </w:r>
+    </w:p>
+    <w:p>
+      <w:pPr>
+        <w:rPr>
+          <w:lang w:val="en-US"/>
+        </w:rPr>
+      </w:pPr>
+      <w:r>
+        <w:rPr>
+          <w:lang w:val="en-US"/>
+        </w:rPr>
+        <w:t>CREATE TABLESPACE dyn55 LOCATION '/var/db/postgres0/dyn55';</w:t>
+      </w:r>
+    </w:p>
+    <w:p>
+      <w:pPr>
+        <w:rPr>
+          <w:lang w:val="en-US"/>
+        </w:rPr>
+      </w:pPr>
+      <w:r>
+        <w:rPr>
+          <w:lang w:val="en-US"/>
+        </w:rPr>
+        <w:lastRenderedPageBreak/>
+        <w:t>CREATE TABLESPACE nof94 LOCATION '/var/db/postgres0/nof94';</w:t>
+      </w:r>
+    </w:p>
+    <w:p>
+      <w:pPr>
+        <w:pStyle w:val="3"/>
+        <w:rPr>
+          <w:lang w:val="en-US"/>
+        </w:rPr>
+      </w:pPr>
+      <w:r>
+        <w:t xml:space="preserve">На основе </w:t>
+      </w:r>
+      <w:r>
+        <w:rPr>
+          <w:lang w:val="en-US"/>
+        </w:rPr>
+        <w:t>template</w:t>
+      </w:r>
+      <w:r>
+        <w:t xml:space="preserve">0 </w:t>
+      </w:r>
+      <w:r>
+        <w:t>создадим новую базу данных</w:t>
+      </w:r>
+      <w:r>
+        <w:t xml:space="preserve">: </w:t>
+      </w:r>
+      <w:r>
+        <w:rPr>
+          <w:lang w:val="en-US"/>
+        </w:rPr>
+        <w:t>fakeyellowlaw</w:t>
+      </w:r>
+    </w:p>
+    <w:p>
+      <w:pPr>
+        <w:rPr>
+          <w:lang w:val="en-US"/>
+        </w:rPr>
+      </w:pPr>
+      <w:r>
+        <w:rPr>
+          <w:lang w:val="en-US"/>
+        </w:rPr>
+        <w:t>CREATE DATABASE fakeyellowlaw TEMPLATE template0;</w:t>
+      </w:r>
+    </w:p>
+    <w:p>
+      <w:pPr>
+        <w:pStyle w:val="3"/>
+      </w:pPr>
+      <w:r>
+        <w:t>Создадим новую роль</w:t>
+      </w:r>
+      <w:r>
+        <w:t xml:space="preserve">, </w:t>
+      </w:r>
+      <w:r>
+        <w:t>предоставив необходимые права</w:t>
+      </w:r>
+      <w:r>
+        <w:t xml:space="preserve">, </w:t>
+      </w:r>
+      <w:r>
+        <w:t>разрешим подключение к базе</w:t>
+      </w:r>
+    </w:p>
+    <w:p>
+      <w:pPr>
+        <w:rPr>
+          <w:lang w:val="en-US"/>
+        </w:rPr>
+      </w:pPr>
+      <w:r>
+        <w:rPr>
+          <w:lang w:val="en-US"/>
+        </w:rPr>
+        <w:t>CREATE ROLE my_user;</w:t>
+      </w:r>
+    </w:p>
+    <w:p>
+      <w:pPr>
+        <w:rPr>
+          <w:lang w:val="en-US"/>
+        </w:rPr>
+      </w:pPr>
+      <w:r>
+        <w:rPr>
+          <w:lang w:val="en-US"/>
+        </w:rPr>
+        <w:t>ALTER ROLE my_user WITH LOGIN PASSWORD '1111';</w:t>
+      </w:r>
+    </w:p>
+    <w:p>
+      <w:pPr>
+        <w:rPr>
+          <w:lang w:val="en-US"/>
+        </w:rPr>
+      </w:pPr>
+      <w:r>
+        <w:rPr>
+          <w:lang w:val="en-US"/>
+        </w:rPr>
+        <w:t>GRANT CONNECT ON DATABASE fakeyellowlaw TO my_user;</w:t>
+      </w:r>
+    </w:p>
+    <w:p>
+      <w:pPr>
+        <w:rPr>
+          <w:lang w:val="en-US"/>
+        </w:rPr>
+      </w:pPr>
+      <w:r>
+        <w:rPr>
+          <w:lang w:val="en-US"/>
+        </w:rPr>
+        <w:t>GRANT ALL ON SCHEMA public TO my_user;</w:t>
+      </w:r>
+    </w:p>
+    <w:p>
+      <w:pPr>
+        <w:rPr>
+          <w:lang w:val="en-US"/>
+        </w:rPr>
+      </w:pPr>
+      <w:r>
+        <w:rPr>
+          <w:lang w:val="en-US"/>
+        </w:rPr>
+        <w:t>GRANT CREATE ON TABLESPACE nof94 TO my_user;</w:t>
+      </w:r>
+    </w:p>
+    <w:p>
+      <w:pPr>
+        <w:rPr>
+          <w:lang w:val="en-US"/>
+        </w:rPr>
+      </w:pPr>
+      <w:r>
+        <w:rPr>
+          <w:lang w:val="en-US"/>
+        </w:rPr>
+        <w:t>GRANT CREATE ON TABLESPACE dyn55 TO my_user;</w:t>
+      </w:r>
+    </w:p>
+    <w:p>
+      <w:pPr>
+        <w:rPr>
+          <w:lang w:val="en-US"/>
+        </w:rPr>
+      </w:pPr>
+      <w:r>
+        <w:rPr>
+          <w:lang w:val="en-US"/>
+        </w:rPr>
+        <w:drawing>
+          <wp:inline distT="0" distB="0" distL="0" distR="0" wp14:anchorId="6578764E" wp14:editId="01A9F8CE">
+            <wp:extent cx="5940425" cy="1716405"/>
+            <wp:effectExtent l="0" t="0" r="3175" b="0"/>
+            <wp:docPr id="8199639" name="Рисунок 1"/>
+            <wp:cNvGraphicFramePr>
+              <a:graphicFrameLocks xmlns:a="http://schemas.openxmlformats.org/drawingml/2006/main" noChangeAspect="1"/>
+            </wp:cNvGraphicFramePr>
+            <a:graphic xmlns:a="http://schemas.openxmlformats.org/drawingml/2006/main">
+              <a:graphicData uri="http://schemas.openxmlformats.org/drawingml/2006/picture">
+                <pic:pic xmlns:pic="http://schemas.openxmlformats.org/drawingml/2006/picture">
+                  <pic:nvPicPr>
+                    <pic:cNvPr id="8199639" name=""/>
+                    <pic:cNvPicPr/>
+                  </pic:nvPicPr>
+                  <pic:blipFill>
+                    <a:blip r:embed="rId8"/>
+                    <a:stretch>
+                      <a:fillRect/>
+                    </a:stretch>
+                  </pic:blipFill>
+                  <pic:spPr>
+                    <a:xfrm>
+                      <a:off x="0" y="0"/>
+                      <a:ext cx="5940425" cy="1716405"/>
+                    </a:xfrm>
+                    <a:prstGeom prst="rect">
+                      <a:avLst/>
+                    </a:prstGeom>
+                  </pic:spPr>
+                </pic:pic>
+              </a:graphicData>
+            </a:graphic>
+          </wp:inline>
+        </w:drawing>
+      </w:r>
+    </w:p>
+    <w:p>
+      <w:pPr>
+        <w:pStyle w:val="3"/>
+      </w:pPr>
+      <w:r>
+        <w:t>От имени новой роли (не администратора) произвести наполнение ВСЕХ</w:t>
+      </w:r>
+      <w:r>
+        <w:t xml:space="preserve"> </w:t>
+      </w:r>
+      <w:r>
+        <w:t>созданных баз тестовыми наборами данных. ВСЕ табличные</w:t>
+      </w:r>
+      <w:r>
+        <w:t xml:space="preserve"> </w:t>
+      </w:r>
+      <w:r>
+        <w:t>пространства должны использоваться по назначению.</w:t>
+      </w:r>
+    </w:p>
+    <w:p>
+      <w:pPr>
+        <w:rPr>
+          <w:lang w:val="en-US"/>
+        </w:rPr>
+      </w:pPr>
+      <w:r>
+        <w:rPr>
+          <w:lang w:val="en-US"/>
+        </w:rPr>
+        <w:t>CREATE TYPE group_enum AS ENUM('Positive', 'Negative', 'NULL');</w:t>
+      </w:r>
+    </w:p>
+    <w:p>
+      <w:pPr>
+        <w:rPr>
+          <w:lang w:val="en-US"/>
+        </w:rPr>
+      </w:pPr>
+      <w:r>
+        <w:rPr>
+          <w:lang w:val="en-US"/>
+        </w:rPr>
+        <w:t>CREATE TYPE issue_enum AS ENUM('Resolved', 'Relevant', 'Not resolved', 'NULL');</w:t>
+      </w:r>
+    </w:p>
+    <w:p>
+      <w:pPr>
+        <w:rPr>
+          <w:lang w:val="en-US"/>
+        </w:rPr>
+      </w:pPr>
+      <w:r>
+        <w:rPr>
+          <w:lang w:val="en-US"/>
+        </w:rPr>
+        <w:t>CREATE TYPE type_enum AS ENUM('Resolved', 'Relevant', 'Not resolved', 'NULL');</w:t>
+      </w:r>
+    </w:p>
+    <w:p>
+      <w:pPr>
+        <w:rPr>
+          <w:lang w:val="en-US"/>
+        </w:rPr>
+      </w:pPr>
+    </w:p>
+    <w:p>
+      <w:pPr>
+        <w:rPr>
+          <w:lang w:val="en-US"/>
+        </w:rPr>
+      </w:pPr>
+      <w:r>
+        <w:rPr>
+          <w:lang w:val="en-US"/>
+        </w:rPr>
+        <w:t>CREATE TABLE TYPE_INFO(</w:t>
+      </w:r>
+    </w:p>
+    <w:p>
+      <w:pPr>
+        <w:rPr>
+          <w:lang w:val="en-US"/>
+        </w:rPr>
+      </w:pPr>
+      <w:r>
+        <w:rPr>
+          <w:lang w:val="en-US"/>
+        </w:rPr>
+        <w:t xml:space="preserve">        ID SERIAL PRIMARY KEY,</w:t>
+      </w:r>
+    </w:p>
+    <w:p>
+      <w:pPr>
+        <w:rPr>
+          <w:lang w:val="en-US"/>
+        </w:rPr>
+      </w:pPr>
+      <w:r>
+        <w:rPr>
+          <w:lang w:val="en-US"/>
+        </w:rPr>
+        <w:t xml:space="preserve">        NAME varchar(255) NOT NULL,</w:t>
+      </w:r>
+    </w:p>
+    <w:p>
+      <w:pPr>
+        <w:rPr>
+          <w:lang w:val="en-US"/>
+        </w:rPr>
+      </w:pPr>
+      <w:r>
+        <w:rPr>
+          <w:lang w:val="en-US"/>
+        </w:rPr>
+        <w:t xml:space="preserve">        STATUS type_enum NOT NULL) TABLESPACE nof94;</w:t>
+      </w:r>
+    </w:p>
+    <w:p/>
+    <w:p>
+      <w:pPr>
+        <w:rPr>
+          <w:lang w:val="en-US"/>
+        </w:rPr>
+      </w:pPr>
+      <w:r>
+        <w:rPr>
+          <w:lang w:val="en-US"/>
+        </w:rPr>
+        <w:t>CREATE TABLE ISSUE(</w:t>
+      </w:r>
+    </w:p>
+    <w:p>
+      <w:pPr>
+        <w:rPr>
+          <w:lang w:val="en-US"/>
+        </w:rPr>
+      </w:pPr>
+      <w:r>
+        <w:rPr>
+          <w:lang w:val="en-US"/>
+        </w:rPr>
+        <w:lastRenderedPageBreak/>
+        <w:t xml:space="preserve">        ID SERIAL PRIMARY KEY,</w:t>
+      </w:r>
+    </w:p>
+    <w:p>
+      <w:pPr>
+        <w:rPr>
+          <w:lang w:val="en-US"/>
+        </w:rPr>
+      </w:pPr>
+      <w:r>
+        <w:rPr>
+          <w:lang w:val="en-US"/>
+        </w:rPr>
+        <w:t xml:space="preserve">        NAME varchar(16383) UNIQUE,</w:t>
+      </w:r>
+    </w:p>
+    <w:p>
+      <w:pPr>
+        <w:rPr>
+          <w:lang w:val="en-US"/>
+        </w:rPr>
+      </w:pPr>
+      <w:r>
+        <w:rPr>
+          <w:lang w:val="en-US"/>
+        </w:rPr>
+        <w:t xml:space="preserve">        STATUS issue_enum) TABLESPACE nof94;</w:t>
+      </w:r>
+    </w:p>
+    <w:p>
+      <w:pPr>
+        <w:rPr>
+          <w:lang w:val="en-US"/>
+        </w:rPr>
+      </w:pPr>
+    </w:p>
+    <w:p>
+      <w:pPr>
+        <w:rPr>
+          <w:lang w:val="en-US"/>
+        </w:rPr>
+      </w:pPr>
+      <w:r>
+        <w:rPr>
+          <w:lang w:val="en-US"/>
+        </w:rPr>
+        <w:t>CREATE TABLE SCIENCE(</w:t>
+      </w:r>
+    </w:p>
+    <w:p>
+      <w:pPr>
+        <w:rPr>
+          <w:lang w:val="en-US"/>
+        </w:rPr>
+      </w:pPr>
+      <w:r>
+        <w:rPr>
+          <w:lang w:val="en-US"/>
+        </w:rPr>
+        <w:t xml:space="preserve">        ID SERIAL PRIMARY KEY,</w:t>
+      </w:r>
+    </w:p>
+    <w:p>
+      <w:pPr>
+        <w:rPr>
+          <w:lang w:val="en-US"/>
+        </w:rPr>
+      </w:pPr>
+      <w:r>
+        <w:rPr>
+          <w:lang w:val="en-US"/>
+        </w:rPr>
+        <w:t xml:space="preserve">        NAME varchar(255) UNIQUE NOT NULL,</w:t>
+      </w:r>
+    </w:p>
+    <w:p>
+      <w:pPr>
+        <w:rPr>
+          <w:lang w:val="en-US"/>
+        </w:rPr>
+      </w:pPr>
+      <w:r>
+        <w:rPr>
+          <w:lang w:val="en-US"/>
+        </w:rPr>
+        <w:t xml:space="preserve">        TYPE_ID integer REFERENCES TYPE_INFO NOT NULL) TABLESPACE dyn55;</w:t>
+      </w:r>
+    </w:p>
+    <w:p>
+      <w:pPr>
+        <w:rPr>
+          <w:lang w:val="en-US"/>
+        </w:rPr>
+      </w:pPr>
+    </w:p>
+    <w:p>
+      <w:pPr>
+        <w:rPr>
+          <w:lang w:val="en-US"/>
+        </w:rPr>
+      </w:pPr>
+      <w:r>
+        <w:rPr>
+          <w:lang w:val="en-US"/>
+        </w:rPr>
+        <w:t>CREATE TABLE GROUP_INFO(</w:t>
+      </w:r>
+    </w:p>
+    <w:p>
+      <w:pPr>
+        <w:rPr>
+          <w:lang w:val="en-US"/>
+        </w:rPr>
+      </w:pPr>
+      <w:r>
+        <w:rPr>
+          <w:lang w:val="en-US"/>
+        </w:rPr>
+        <w:t xml:space="preserve">        ID SERIAL PRIMARY KEY,</w:t>
+      </w:r>
+    </w:p>
+    <w:p>
+      <w:pPr>
+        <w:rPr>
+          <w:lang w:val="en-US"/>
+        </w:rPr>
+      </w:pPr>
+      <w:r>
+        <w:rPr>
+          <w:lang w:val="en-US"/>
+        </w:rPr>
+        <w:t xml:space="preserve">        STATUS group_enum,</w:t>
+      </w:r>
+    </w:p>
+    <w:p>
+      <w:pPr>
+        <w:rPr>
+          <w:lang w:val="en-US"/>
+        </w:rPr>
+      </w:pPr>
+      <w:r>
+        <w:rPr>
+          <w:lang w:val="en-US"/>
+        </w:rPr>
+        <w:t xml:space="preserve">        ISSUE_ID integer REFERENCES ISSUE) TABLESPACE dyn55;</w:t>
+      </w:r>
+    </w:p>
+    <w:p>
+      <w:pPr>
+        <w:rPr>
+          <w:lang w:val="en-US"/>
+        </w:rPr>
+      </w:pPr>
+    </w:p>
+    <w:p>
+      <w:pPr>
+        <w:rPr>
+          <w:lang w:val="en-US"/>
+        </w:rPr>
+      </w:pPr>
+      <w:r>
+        <w:rPr>
+          <w:lang w:val="en-US"/>
+        </w:rPr>
+        <w:t>CREATE TABLE PERSON(</w:t>
+      </w:r>
+    </w:p>
+    <w:p>
+      <w:pPr>
+        <w:rPr>
+          <w:lang w:val="en-US"/>
+        </w:rPr>
+      </w:pPr>
+      <w:r>
+        <w:rPr>
+          <w:lang w:val="en-US"/>
+        </w:rPr>
+        <w:t xml:space="preserve">        ID SERIAL PRIMARY KEY,</w:t>
+      </w:r>
+    </w:p>
+    <w:p>
+      <w:pPr>
+        <w:rPr>
+          <w:lang w:val="en-US"/>
+        </w:rPr>
+      </w:pPr>
+      <w:r>
+        <w:rPr>
+          <w:lang w:val="en-US"/>
+        </w:rPr>
+        <w:t xml:space="preserve">        NAME varchar(255) NOT NULL,</w:t>
+      </w:r>
+    </w:p>
+    <w:p>
+      <w:pPr>
+        <w:rPr>
+          <w:lang w:val="en-US"/>
+        </w:rPr>
+      </w:pPr>
+      <w:r>
+        <w:rPr>
+          <w:lang w:val="en-US"/>
+        </w:rPr>
+        <w:t xml:space="preserve">        SURNAME varchar(255) NOT NULL) TABLESPACE nof94;</w:t>
+      </w:r>
+    </w:p>
+    <w:p>
+      <w:pPr>
+        <w:rPr>
+          <w:lang w:val="en-US"/>
+        </w:rPr>
+      </w:pPr>
+    </w:p>
+    <w:p>
+      <w:pPr>
+        <w:rPr>
+          <w:lang w:val="en-US"/>
+        </w:rPr>
+      </w:pPr>
+      <w:r>
+        <w:rPr>
+          <w:lang w:val="en-US"/>
+        </w:rPr>
+        <w:t>CREATE TABLE DEBATE(</w:t>
+      </w:r>
+    </w:p>
+    <w:p>
+      <w:pPr>
+        <w:rPr>
+          <w:lang w:val="en-US"/>
+        </w:rPr>
+      </w:pPr>
+      <w:r>
+        <w:rPr>
+          <w:lang w:val="en-US"/>
+        </w:rPr>
+        <w:tab/>
+        <w:t>ID SERIAL PRIMARY KEY,</w:t>
+      </w:r>
+    </w:p>
+    <w:p>
+      <w:pPr>
+        <w:rPr>
+          <w:lang w:val="en-US"/>
+        </w:rPr>
+      </w:pPr>
+      <w:r>
+        <w:rPr>
+          <w:lang w:val="en-US"/>
+        </w:rPr>
+        <w:tab/>
+        <w:t>SCIENCE_ID integer REFERENCES SCIENCE NOT NULL,</w:t>
+      </w:r>
+    </w:p>
+    <w:p>
+      <w:pPr>
+        <w:rPr>
+          <w:lang w:val="en-US"/>
+        </w:rPr>
+      </w:pPr>
+      <w:r>
+        <w:rPr>
+          <w:lang w:val="en-US"/>
+        </w:rPr>
+        <w:tab/>
+        <w:t>POSITIVE_GROUP_ID integer REFERENCES GROUP_INFO NOT NULL,</w:t>
+      </w:r>
+    </w:p>
+    <w:p>
+      <w:pPr>
+        <w:rPr>
+          <w:lang w:val="en-US"/>
+        </w:rPr>
+      </w:pPr>
+      <w:r>
+        <w:rPr>
+          <w:lang w:val="en-US"/>
+        </w:rPr>
+        <w:tab/>
+        <w:t>NEGATIVE_GROUP_ID integer REFERENCES GROUP_INFO NOT NULL,</w:t>
+      </w:r>
+    </w:p>
+    <w:p>
+      <w:pPr>
+        <w:rPr>
+          <w:lang w:val="en-US"/>
+        </w:rPr>
+      </w:pPr>
+      <w:r>
+        <w:rPr>
+          <w:lang w:val="en-US"/>
+        </w:rPr>
+        <w:tab/>
+        <w:t>ISSUE_ID integer REFERENCES ISSUE NOT NULL,</w:t>
+      </w:r>
+    </w:p>
+    <w:p>
+      <w:pPr>
+        <w:rPr>
+          <w:lang w:val="en-US"/>
+        </w:rPr>
+      </w:pPr>
+      <w:r>
+        <w:rPr>
+          <w:lang w:val="en-US"/>
+        </w:rPr>
+        <w:tab/>
+        <w:t>CHECK(POSITIVE_GROUP_ID != NEGATIVE_GROUP_ID));</w:t>
+      </w:r>
+    </w:p>
+    <w:p>
+      <w:pPr>
+        <w:rPr>
+          <w:lang w:val="en-US"/>
+        </w:rPr>
+      </w:pPr>
+    </w:p>
+    <w:p>
+      <w:pPr>
+        <w:rPr>
+          <w:lang w:val="en-US"/>
+        </w:rPr>
+      </w:pPr>
+      <w:r>
+        <w:rPr>
+          <w:lang w:val="en-US"/>
+        </w:rPr>
+        <w:t>CREATE TABLE GROUP_PERSON(</w:t>
+      </w:r>
+    </w:p>
+    <w:p>
+      <w:pPr>
+        <w:rPr>
+          <w:lang w:val="en-US"/>
+        </w:rPr>
+      </w:pPr>
+      <w:r>
+        <w:rPr>
+          <w:lang w:val="en-US"/>
+        </w:rPr>
+        <w:tab/>
+        <w:t>ID SERIAL PRIMARY KEY,</w:t>
+      </w:r>
+    </w:p>
+    <w:p>
+      <w:pPr>
+        <w:rPr>
+          <w:lang w:val="en-US"/>
+        </w:rPr>
+      </w:pPr>
+      <w:r>
+        <w:rPr>
+          <w:lang w:val="en-US"/>
+        </w:rPr>
+        <w:lastRenderedPageBreak/>
+        <w:tab/>
+        <w:t>PERSON_ID integer REFERENCES PERSON NOT NULL,</w:t>
+      </w:r>
+    </w:p>
+    <w:p>
+      <w:pPr>
+        <w:rPr>
+          <w:lang w:val="en-US"/>
+        </w:rPr>
+      </w:pPr>
+      <w:r>
+        <w:rPr>
+          <w:lang w:val="en-US"/>
+        </w:rPr>
+        <w:tab/>
+        <w:t>GROUP_ID integer REFERENCES GROUP_INFO NOT NULL);</w:t>
+      </w:r>
+    </w:p>
+    <w:p>
+      <w:pPr>
+        <w:rPr>
+          <w:lang w:val="en-US"/>
+        </w:rPr>
+      </w:pPr>
+    </w:p>
+    <w:p>
+      <w:pPr>
+        <w:rPr>
+          <w:lang w:val="en-US"/>
+        </w:rPr>
+      </w:pPr>
+      <w:r>
+        <w:rPr>
+          <w:lang w:val="en-US"/>
+        </w:rPr>
+        <w:t>INSERT INTO TYPE_INFO VALUES(DEFAULT, 'атомная', 'Resolved');</w:t>
+      </w:r>
+    </w:p>
+    <w:p>
+      <w:pPr>
+        <w:rPr>
+          <w:lang w:val="en-US"/>
+        </w:rPr>
+      </w:pPr>
+      <w:r>
+        <w:rPr>
+          <w:lang w:val="en-US"/>
+        </w:rPr>
+        <w:t>INSERT INTO TYPE_INFO VALUES(DEFAULT, 'генетика', 'Not resolved');</w:t>
+      </w:r>
+    </w:p>
+    <w:p>
+      <w:pPr>
+        <w:rPr>
+          <w:lang w:val="en-US"/>
+        </w:rPr>
+      </w:pPr>
+      <w:r>
+        <w:rPr>
+          <w:lang w:val="en-US"/>
+        </w:rPr>
+        <w:t>INSERT INTO TYPE_INFO VALUES(DEFAULT, 'веб', 'Relevant');</w:t>
+      </w:r>
+    </w:p>
+    <w:p>
+      <w:pPr>
+        <w:rPr>
+          <w:lang w:val="en-US"/>
+        </w:rPr>
+      </w:pPr>
+    </w:p>
+    <w:p>
+      <w:pPr>
+        <w:rPr>
+          <w:lang w:val="en-US"/>
+        </w:rPr>
+      </w:pPr>
+      <w:r>
+        <w:rPr>
+          <w:lang w:val="en-US"/>
+        </w:rPr>
+        <w:t>INSERT INTO SCIENCE VALUES(DEFAULT, 'физика', 1);</w:t>
+      </w:r>
+    </w:p>
+    <w:p>
+      <w:pPr>
+        <w:rPr>
+          <w:lang w:val="en-US"/>
+        </w:rPr>
+      </w:pPr>
+      <w:r>
+        <w:rPr>
+          <w:lang w:val="en-US"/>
+        </w:rPr>
+        <w:t>INSERT INTO SCIENCE VALUES(DEFAULT, 'биология', 2);</w:t>
+      </w:r>
+    </w:p>
+    <w:p>
+      <w:pPr>
+        <w:rPr>
+          <w:lang w:val="en-US"/>
+        </w:rPr>
+      </w:pPr>
+      <w:r>
+        <w:rPr>
+          <w:lang w:val="en-US"/>
+        </w:rPr>
+        <w:t>INSERT INTO SCIENCE VALUES(DEFAULT, 'информатика', 3);</w:t>
+      </w:r>
+    </w:p>
+    <w:p>
+      <w:pPr>
+        <w:rPr>
+          <w:lang w:val="en-US"/>
+        </w:rPr>
+      </w:pPr>
+    </w:p>
+    <w:p>
+      <w:pPr>
+        <w:rPr>
+          <w:lang w:val="en-US"/>
+        </w:rPr>
+      </w:pPr>
+      <w:r>
+        <w:rPr>
+          <w:lang w:val="en-US"/>
+        </w:rPr>
+        <w:t>INSERT INTO ISSUE VALUES(DEFAULT, 'бабах или не бабах?', 'Resolved');</w:t>
+      </w:r>
+    </w:p>
+    <w:p>
+      <w:pPr>
+        <w:rPr>
+          <w:lang w:val="en-US"/>
+        </w:rPr>
+      </w:pPr>
+      <w:r>
+        <w:rPr>
+          <w:lang w:val="en-US"/>
+        </w:rPr>
+        <w:t>INSERT INTO ISSUE VALUES(DEFAULT, 'может ли родить мужчина?', 'Relevant');</w:t>
+      </w:r>
+    </w:p>
+    <w:p>
+      <w:pPr>
+        <w:rPr>
+          <w:lang w:val="en-US"/>
+        </w:rPr>
+      </w:pPr>
+      <w:r>
+        <w:rPr>
+          <w:lang w:val="en-US"/>
+        </w:rPr>
+        <w:t>INSERT INTO ISSUE VALUES(DEFAULT, 'все ли мы будем перекладывать jsonы?', 'Relevant');</w:t>
+      </w:r>
+    </w:p>
+    <w:p>
+      <w:pPr>
+        <w:rPr>
+          <w:lang w:val="en-US"/>
+        </w:rPr>
+      </w:pPr>
+    </w:p>
+    <w:p>
+      <w:pPr>
+        <w:rPr>
+          <w:lang w:val="en-US"/>
+        </w:rPr>
+      </w:pPr>
+      <w:r>
+        <w:rPr>
+          <w:lang w:val="en-US"/>
+        </w:rPr>
+        <w:t>INSERT INTO GROUP_INFO VALUES(DEFAULT, 'Positive', 1);</w:t>
+      </w:r>
+    </w:p>
+    <w:p>
+      <w:pPr>
+        <w:rPr>
+          <w:lang w:val="en-US"/>
+        </w:rPr>
+      </w:pPr>
+      <w:r>
+        <w:rPr>
+          <w:lang w:val="en-US"/>
+        </w:rPr>
+        <w:t>INSERT INTO GROUP_INFO VALUES(DEFAULT, 'Negative', 1);</w:t>
+      </w:r>
+    </w:p>
+    <w:p>
+      <w:pPr>
+        <w:rPr>
+          <w:lang w:val="en-US"/>
+        </w:rPr>
+      </w:pPr>
+      <w:r>
+        <w:rPr>
+          <w:lang w:val="en-US"/>
+        </w:rPr>
+        <w:t>INSERT INTO GROUP_INFO VALUES(DEFAULT, 'Positive', 2);</w:t>
+      </w:r>
+    </w:p>
+    <w:p>
+      <w:pPr>
+        <w:rPr>
+          <w:lang w:val="en-US"/>
+        </w:rPr>
+      </w:pPr>
+      <w:r>
+        <w:rPr>
+          <w:lang w:val="en-US"/>
+        </w:rPr>
+        <w:t>INSERT INTO GROUP_INFO VALUES(DEFAULT, 'Negative', 2);</w:t>
+      </w:r>
+    </w:p>
+    <w:p>
+      <w:pPr>
+        <w:rPr>
+          <w:lang w:val="en-US"/>
+        </w:rPr>
+      </w:pPr>
+      <w:r>
+        <w:rPr>
+          <w:lang w:val="en-US"/>
+        </w:rPr>
+        <w:t>INSERT INTO GROUP_INFO VALUES(DEFAULT, 'Positive', 3);</w:t>
+      </w:r>
+    </w:p>
+    <w:p>
+      <w:pPr>
+        <w:rPr>
+          <w:lang w:val="en-US"/>
+        </w:rPr>
+      </w:pPr>
+      <w:r>
+        <w:rPr>
+          <w:lang w:val="en-US"/>
+        </w:rPr>
+        <w:t>INSERT INTO GROUP_INFO VALUES(DEFAULT, 'Negative', 3);</w:t>
+      </w:r>
+    </w:p>
+    <w:p>
+      <w:pPr>
+        <w:rPr>
+          <w:lang w:val="en-US"/>
+        </w:rPr>
+      </w:pPr>
+    </w:p>
+    <w:p>
+      <w:pPr>
+        <w:rPr>
+          <w:lang w:val="en-US"/>
+        </w:rPr>
+      </w:pPr>
+      <w:r>
+        <w:rPr>
+          <w:lang w:val="en-US"/>
+        </w:rPr>
+        <w:t>INSERT INTO PERSON VALUES(DEFAULT, 'Иван', 'Лопатин');</w:t>
+      </w:r>
+    </w:p>
+    <w:p>
+      <w:pPr>
+        <w:rPr>
+          <w:lang w:val="en-US"/>
+        </w:rPr>
+      </w:pPr>
+      <w:r>
+        <w:rPr>
+          <w:lang w:val="en-US"/>
+        </w:rPr>
+        <w:t>INSERT INTO PERSON VALUES(DEFAULT, 'Данил', 'Путинцев');</w:t>
+      </w:r>
+    </w:p>
+    <w:p>
+      <w:pPr>
+        <w:rPr>
+          <w:lang w:val="en-US"/>
+        </w:rPr>
+      </w:pPr>
+      <w:r>
+        <w:rPr>
+          <w:lang w:val="en-US"/>
+        </w:rPr>
+        <w:t>INSERT INTO PERSON VALUES(DEFAULT, 'Милана', 'Александрова');</w:t>
+      </w:r>
+    </w:p>
+    <w:p>
+      <w:pPr>
+        <w:rPr>
+          <w:lang w:val="en-US"/>
+        </w:rPr>
+      </w:pPr>
+      <w:r>
+        <w:rPr>
+          <w:lang w:val="en-US"/>
+        </w:rPr>
+        <w:t>INSERT INTO PERSON VALUES(DEFAULT, 'Дмитрий', 'Карпов');</w:t>
+      </w:r>
+    </w:p>
+    <w:p>
+      <w:pPr>
+        <w:rPr>
+          <w:lang w:val="en-US"/>
+        </w:rPr>
+      </w:pPr>
+      <w:r>
+        <w:rPr>
+          <w:lang w:val="en-US"/>
+        </w:rPr>
+        <w:t>INSERT INTO PERSON VALUES(DEFAULT, 'Алексей', 'Пастор');</w:t>
+      </w:r>
+    </w:p>
+    <w:p>
+      <w:pPr>
+        <w:rPr>
+          <w:lang w:val="en-US"/>
+        </w:rPr>
+      </w:pPr>
+      <w:r>
+        <w:rPr>
+          <w:lang w:val="en-US"/>
+        </w:rPr>
+        <w:t>INSERT INTO PERSON VALUES(DEFAULT, 'Екатерина', 'Трифанова');</w:t>
+      </w:r>
+    </w:p>
+    <w:p>
+      <w:pPr>
+        <w:rPr>
+          <w:lang w:val="en-US"/>
+        </w:rPr>
+      </w:pPr>
+      <w:r>
+        <w:rPr>
+          <w:lang w:val="en-US"/>
+        </w:rPr>
+        <w:lastRenderedPageBreak/>
+        <w:t>INSERT INTO PERSON VALUES(DEFAULT, 'Артем', 'Назин');</w:t>
+      </w:r>
+    </w:p>
+    <w:p>
+      <w:pPr>
+        <w:rPr>
+          <w:lang w:val="en-US"/>
+        </w:rPr>
+      </w:pPr>
+      <w:r>
+        <w:rPr>
+          <w:lang w:val="en-US"/>
+        </w:rPr>
+        <w:t>INSERT INTO PERSON VALUES(DEFAULT, 'Мария', 'Брель');</w:t>
+      </w:r>
+    </w:p>
+    <w:p>
+      <w:pPr>
+        <w:rPr>
+          <w:lang w:val="en-US"/>
+        </w:rPr>
+      </w:pPr>
+      <w:r>
+        <w:rPr>
+          <w:lang w:val="en-US"/>
+        </w:rPr>
+        <w:t>INSERT INTO PERSON VALUES(DEFAULT, 'Игорь', 'Булинин');</w:t>
+      </w:r>
+    </w:p>
+    <w:p>
+      <w:pPr>
+        <w:rPr>
+          <w:lang w:val="en-US"/>
+        </w:rPr>
+      </w:pPr>
+      <w:r>
+        <w:rPr>
+          <w:lang w:val="en-US"/>
+        </w:rPr>
+        <w:t>INSERT INTO PERSON VALUES(DEFAULT, 'Пикачу', 'Письмак');</w:t>
+      </w:r>
+    </w:p>
+    <w:p>
+      <w:pPr>
+        <w:rPr>
+          <w:lang w:val="en-US"/>
+        </w:rPr>
+      </w:pPr>
+      <w:r>
+        <w:rPr>
+          <w:lang w:val="en-US"/>
+        </w:rPr>
+        <w:t>INSERT INTO PERSON VALUES(DEFAULT, 'ПСЖ', 'Балакшин');</w:t>
+      </w:r>
+    </w:p>
+    <w:p>
+      <w:pPr>
+        <w:rPr>
+          <w:lang w:val="en-US"/>
+        </w:rPr>
+      </w:pPr>
+      <w:r>
+        <w:rPr>
+          <w:lang w:val="en-US"/>
+        </w:rPr>
+        <w:t>INSERT INTO PERSON VALUES(DEFAULT, 'Покемон', 'Клименков');</w:t>
+      </w:r>
+    </w:p>
+    <w:p>
+      <w:pPr>
+        <w:rPr>
+          <w:lang w:val="en-US"/>
+        </w:rPr>
+      </w:pPr>
+    </w:p>
+    <w:p>
+      <w:pPr>
+        <w:rPr>
+          <w:lang w:val="en-US"/>
+        </w:rPr>
+      </w:pPr>
+      <w:r>
+        <w:rPr>
+          <w:lang w:val="en-US"/>
+        </w:rPr>
+        <w:t>INSERT INTO GROUP_PERSON VALUES(DEFAULT, 1, 1);</w:t>
+      </w:r>
+    </w:p>
+    <w:p>
+      <w:pPr>
+        <w:rPr>
+          <w:lang w:val="en-US"/>
+        </w:rPr>
+      </w:pPr>
+      <w:r>
+        <w:rPr>
+          <w:lang w:val="en-US"/>
+        </w:rPr>
+        <w:t>INSERT INTO GROUP_PERSON VALUES(DEFAULT, 1, 3);</w:t>
+      </w:r>
+    </w:p>
+    <w:p>
+      <w:pPr>
+        <w:rPr>
+          <w:lang w:val="en-US"/>
+        </w:rPr>
+      </w:pPr>
+      <w:r>
+        <w:rPr>
+          <w:lang w:val="en-US"/>
+        </w:rPr>
+        <w:t>INSERT INTO GROUP_PERSON VALUES(DEFAULT, 2, 4);</w:t>
+      </w:r>
+    </w:p>
+    <w:p>
+      <w:pPr>
+        <w:rPr>
+          <w:lang w:val="en-US"/>
+        </w:rPr>
+      </w:pPr>
+      <w:r>
+        <w:rPr>
+          <w:lang w:val="en-US"/>
+        </w:rPr>
+        <w:t>INSERT INTO GROUP_PERSON VALUES(DEFAULT, 2, 6);</w:t>
+      </w:r>
+    </w:p>
+    <w:p>
+      <w:pPr>
+        <w:rPr>
+          <w:lang w:val="en-US"/>
+        </w:rPr>
+      </w:pPr>
+      <w:r>
+        <w:rPr>
+          <w:lang w:val="en-US"/>
+        </w:rPr>
+        <w:t>INSERT INTO GROUP_PERSON VALUES(DEFAULT, 2, 1);</w:t>
+      </w:r>
+    </w:p>
+    <w:p>
+      <w:pPr>
+        <w:rPr>
+          <w:lang w:val="en-US"/>
+        </w:rPr>
+      </w:pPr>
+      <w:r>
+        <w:rPr>
+          <w:lang w:val="en-US"/>
+        </w:rPr>
+        <w:t>INSERT INTO GROUP_PERSON VALUES(DEFAULT, 3, 2);</w:t>
+      </w:r>
+    </w:p>
+    <w:p>
+      <w:pPr>
+        <w:rPr>
+          <w:lang w:val="en-US"/>
+        </w:rPr>
+      </w:pPr>
+      <w:r>
+        <w:rPr>
+          <w:lang w:val="en-US"/>
+        </w:rPr>
+        <w:t>INSERT INTO GROUP_PERSON VALUES(DEFAULT, 3, 4);</w:t>
+      </w:r>
+    </w:p>
+    <w:p>
+      <w:pPr>
+        <w:rPr>
+          <w:lang w:val="en-US"/>
+        </w:rPr>
+      </w:pPr>
+      <w:r>
+        <w:rPr>
+          <w:lang w:val="en-US"/>
+        </w:rPr>
+        <w:t>INSERT INTO GROUP_PERSON VALUES(DEFAULT, 3, 5);</w:t>
+      </w:r>
+    </w:p>
+    <w:p>
+      <w:pPr>
+        <w:rPr>
+          <w:lang w:val="en-US"/>
+        </w:rPr>
+      </w:pPr>
+      <w:r>
+        <w:rPr>
+          <w:lang w:val="en-US"/>
+        </w:rPr>
+        <w:t>INSERT INTO GROUP_PERSON VALUES(DEFAULT, 4, 2);</w:t>
+      </w:r>
+    </w:p>
+    <w:p>
+      <w:pPr>
+        <w:rPr>
+          <w:lang w:val="en-US"/>
+        </w:rPr>
+      </w:pPr>
+      <w:r>
+        <w:rPr>
+          <w:lang w:val="en-US"/>
+        </w:rPr>
+        <w:t>INSERT INTO GROUP_PERSON VALUES(DEFAULT, 4, 3);</w:t>
+      </w:r>
+    </w:p>
+    <w:p>
+      <w:pPr>
+        <w:rPr>
+          <w:lang w:val="en-US"/>
+        </w:rPr>
+      </w:pPr>
+      <w:r>
+        <w:rPr>
+          <w:lang w:val="en-US"/>
+        </w:rPr>
+        <w:t>INSERT INTO GROUP_PERSON VALUES(DEFAULT, 4, 5);</w:t>
+      </w:r>
+    </w:p>
+    <w:p>
+      <w:pPr>
+        <w:rPr>
+          <w:lang w:val="en-US"/>
+        </w:rPr>
+      </w:pPr>
+      <w:r>
+        <w:rPr>
+          <w:lang w:val="en-US"/>
+        </w:rPr>
+        <w:t>INSERT INTO GROUP_PERSON VALUES(DEFAULT, 5, 2);</w:t>
+      </w:r>
+    </w:p>
+    <w:p>
+      <w:pPr>
+        <w:rPr>
+          <w:lang w:val="en-US"/>
+        </w:rPr>
+      </w:pPr>
+      <w:r>
+        <w:rPr>
+          <w:lang w:val="en-US"/>
+        </w:rPr>
+        <w:t>INSERT INTO GROUP_PERSON VALUES(DEFAULT, 5, 4);</w:t>
+      </w:r>
+    </w:p>
+    <w:p>
+      <w:pPr>
+        <w:rPr>
+          <w:lang w:val="en-US"/>
+        </w:rPr>
+      </w:pPr>
+      <w:r>
+        <w:rPr>
+          <w:lang w:val="en-US"/>
+        </w:rPr>
+        <w:t>INSERT INTO GROUP_PERSON VALUES(DEFAULT, 5, 6);</w:t>
+      </w:r>
+    </w:p>
+    <w:p>
+      <w:pPr>
+        <w:rPr>
+          <w:lang w:val="en-US"/>
+        </w:rPr>
+      </w:pPr>
+      <w:r>
+        <w:rPr>
+          <w:lang w:val="en-US"/>
+        </w:rPr>
+        <w:t>INSERT INTO GROUP_PERSON VALUES(DEFAULT, 6, 1);</w:t>
+      </w:r>
+    </w:p>
+    <w:p>
+      <w:pPr>
+        <w:rPr>
+          <w:lang w:val="en-US"/>
+        </w:rPr>
+      </w:pPr>
+      <w:r>
+        <w:rPr>
+          <w:lang w:val="en-US"/>
+        </w:rPr>
+        <w:t>INSERT INTO GROUP_PERSON VALUES(DEFAULT, 6, 3);</w:t>
+      </w:r>
+    </w:p>
+    <w:p>
+      <w:pPr>
+        <w:rPr>
+          <w:lang w:val="en-US"/>
+        </w:rPr>
+      </w:pPr>
+      <w:r>
+        <w:rPr>
+          <w:lang w:val="en-US"/>
+        </w:rPr>
+        <w:t>INSERT INTO GROUP_PERSON VALUES(DEFAULT, 7, 5);</w:t>
+      </w:r>
+    </w:p>
+    <w:p>
+      <w:pPr>
+        <w:rPr>
+          <w:lang w:val="en-US"/>
+        </w:rPr>
+      </w:pPr>
+      <w:r>
+        <w:rPr>
+          <w:lang w:val="en-US"/>
+        </w:rPr>
+        <w:t>INSERT INTO GROUP_PERSON VALUES(DEFAULT, 8, 3);</w:t>
+      </w:r>
+    </w:p>
+    <w:p>
+      <w:pPr>
+        <w:rPr>
+          <w:lang w:val="en-US"/>
+        </w:rPr>
+      </w:pPr>
+      <w:r>
+        <w:rPr>
+          <w:lang w:val="en-US"/>
+        </w:rPr>
+        <w:t>INSERT INTO GROUP_PERSON VALUES(DEFAULT, 8, 5);</w:t>
+      </w:r>
+    </w:p>
+    <w:p>
+      <w:pPr>
+        <w:rPr>
+          <w:lang w:val="en-US"/>
+        </w:rPr>
+      </w:pPr>
+      <w:r>
+        <w:rPr>
+          <w:lang w:val="en-US"/>
+        </w:rPr>
+        <w:t>INSERT INTO GROUP_PERSON VALUES(DEFAULT, 9, 2);</w:t>
+      </w:r>
+    </w:p>
+    <w:p>
+      <w:pPr>
+        <w:rPr>
+          <w:lang w:val="en-US"/>
+        </w:rPr>
+      </w:pPr>
+      <w:r>
+        <w:rPr>
+          <w:lang w:val="en-US"/>
+        </w:rPr>
+        <w:t>INSERT INTO GROUP_PERSON VALUES(DEFAULT, 10, 4);</w:t>
+      </w:r>
+    </w:p>
+    <w:p>
+      <w:pPr>
+        <w:rPr>
+          <w:lang w:val="en-US"/>
+        </w:rPr>
+      </w:pPr>
+      <w:r>
+        <w:rPr>
+          <w:lang w:val="en-US"/>
+        </w:rPr>
+        <w:t>INSERT INTO GROUP_PERSON VALUES(DEFAULT, 11, 3);</w:t>
+      </w:r>
+    </w:p>
+    <w:p>
+      <w:pPr>
+        <w:rPr>
+          <w:lang w:val="en-US"/>
+        </w:rPr>
+      </w:pPr>
+      <w:r>
+        <w:rPr>
+          <w:lang w:val="en-US"/>
+        </w:rPr>
+        <w:lastRenderedPageBreak/>
+        <w:t>INSERT INTO GROUP_PERSON VALUES(DEFAULT, 12, 3);</w:t>
+      </w:r>
+    </w:p>
+    <w:p>
+      <w:pPr>
+        <w:rPr>
+          <w:lang w:val="en-US"/>
+        </w:rPr>
+      </w:pPr>
+    </w:p>
+    <w:p>
+      <w:pPr>
+        <w:rPr>
+          <w:lang w:val="en-US"/>
+        </w:rPr>
+      </w:pPr>
+    </w:p>
+    <w:p>
+      <w:pPr>
+        <w:rPr>
+          <w:lang w:val="en-US"/>
+        </w:rPr>
+      </w:pPr>
+      <w:r>
+        <w:rPr>
+          <w:lang w:val="en-US"/>
+        </w:rPr>
+        <w:t>INSERT INTO DEBATE VALUES(DEFAULT, 1, 1, 2, 1);</w:t>
+      </w:r>
+    </w:p>
+    <w:p>
+      <w:pPr>
+        <w:rPr>
+          <w:lang w:val="en-US"/>
+        </w:rPr>
+      </w:pPr>
+      <w:r>
+        <w:rPr>
+          <w:lang w:val="en-US"/>
+        </w:rPr>
+        <w:t>INSERT INTO DEBATE VALUES(DEFAULT, 2, 3, 4, 2);</w:t>
+      </w:r>
+    </w:p>
+    <w:p>
+      <w:pPr>
+        <w:rPr>
+          <w:lang w:val="en-US"/>
+        </w:rPr>
+      </w:pPr>
+      <w:r>
+        <w:rPr>
+          <w:lang w:val="en-US"/>
+        </w:rPr>
+        <w:t>INSERT INTO DEBATE VALUES(DEFAULT, 3, 5, 6, 3);</w:t>
+      </w:r>
+    </w:p>
+    <w:p>
+      <w:pPr>
+        <w:pStyle w:val="3"/>
+      </w:pPr>
+      <w:r>
+        <w:t>Вывести список всех табличных пространств кластера и содержащиеся в них объекты</w:t>
+      </w:r>
+    </w:p>
+    <w:p>
+      <w:pPr>
+        <w:rPr>
+          <w:lang w:val="en-US"/>
+        </w:rPr>
+      </w:pPr>
+      <w:r>
+        <w:rPr>
+          <w:lang w:val="en-US"/>
+        </w:rPr>
+        <w:t>SELECT</w:t>
+      </w:r>
+    </w:p>
+    <w:p>
+      <w:pPr>
+        <w:rPr>
+          <w:lang w:val="en-US"/>
+        </w:rPr>
+      </w:pPr>
+      <w:r>
+        <w:rPr>
+          <w:lang w:val="en-US"/>
+        </w:rPr>
+        <w:t xml:space="preserve">    ts.spcname AS tablespace,</w:t>
+      </w:r>
+    </w:p>
+    <w:p>
+      <w:pPr>
+        <w:rPr>
+          <w:lang w:val="en-US"/>
+        </w:rPr>
+      </w:pPr>
+      <w:r>
+        <w:rPr>
+          <w:lang w:val="en-US"/>
+        </w:rPr>
+        <w:t xml:space="preserve">    n.nspname AS schema,</w:t>
+      </w:r>
+    </w:p>
+    <w:p>
+      <w:pPr>
+        <w:rPr>
+          <w:lang w:val="en-US"/>
+        </w:rPr>
+      </w:pPr>
+      <w:r>
+        <w:rPr>
+          <w:lang w:val="en-US"/>
+        </w:rPr>
+        <w:t xml:space="preserve">    c.relname AS object_name,</w:t>
+      </w:r>
+    </w:p>
+    <w:p>
+      <w:pPr>
+        <w:rPr>
+          <w:lang w:val="en-US"/>
+        </w:rPr>
+      </w:pPr>
+      <w:r>
+        <w:rPr>
+          <w:lang w:val="en-US"/>
+        </w:rPr>
+        <w:t xml:space="preserve">    CASE c.relkind</w:t>
+      </w:r>
+    </w:p>
+    <w:p>
+      <w:pPr>
+        <w:rPr>
+          <w:lang w:val="en-US"/>
+        </w:rPr>
+      </w:pPr>
+      <w:r>
+        <w:rPr>
+          <w:lang w:val="en-US"/>
+        </w:rPr>
+        <w:t xml:space="preserve">        WHEN 'r' THEN 'table'</w:t>
+      </w:r>
+    </w:p>
+    <w:p>
+      <w:pPr>
+        <w:rPr>
+          <w:lang w:val="en-US"/>
+        </w:rPr>
+      </w:pPr>
+      <w:r>
+        <w:rPr>
+          <w:lang w:val="en-US"/>
+        </w:rPr>
+        <w:t xml:space="preserve">        WHEN 'i' THEN 'index'</w:t>
+      </w:r>
+    </w:p>
+    <w:p>
+      <w:pPr>
+        <w:rPr>
+          <w:lang w:val="en-US"/>
+        </w:rPr>
+      </w:pPr>
+      <w:r>
+        <w:rPr>
+          <w:lang w:val="en-US"/>
+        </w:rPr>
+        <w:t xml:space="preserve">        WHEN 'p' THEN 'partitioned table'</w:t>
+      </w:r>
+    </w:p>
+    <w:p>
+      <w:pPr>
+        <w:rPr>
+          <w:lang w:val="en-US"/>
+        </w:rPr>
+      </w:pPr>
+      <w:r>
+        <w:rPr>
+          <w:lang w:val="en-US"/>
+        </w:rPr>
+        <w:t xml:space="preserve">        ELSE 'other'</w:t>
+      </w:r>
+    </w:p>
+    <w:p>
+      <w:pPr>
+        <w:rPr>
+          <w:lang w:val="en-US"/>
+        </w:rPr>
+      </w:pPr>
+      <w:r>
+        <w:rPr>
+          <w:lang w:val="en-US"/>
+        </w:rPr>
+        <w:t xml:space="preserve">    END AS object_type</w:t>
+      </w:r>
+    </w:p>
+    <w:p>
+      <w:pPr>
+        <w:rPr>
+          <w:lang w:val="en-US"/>
+        </w:rPr>
+      </w:pPr>
+      <w:r>
+        <w:rPr>
+          <w:lang w:val="en-US"/>
+        </w:rPr>
+        <w:t>FROM pg_class c</w:t>
+      </w:r>
+    </w:p>
+    <w:p>
+      <w:pPr>
+        <w:rPr>
+          <w:lang w:val="en-US"/>
+        </w:rPr>
+      </w:pPr>
+      <w:r>
+        <w:rPr>
+          <w:lang w:val="en-US"/>
+        </w:rPr>
+        <w:t>JOIN pg_namespace n ON n.oid = c.relnamespace</w:t>
+      </w:r>
+    </w:p>
+    <w:p>
+      <w:pPr>
+        <w:rPr>
+          <w:lang w:val="en-US"/>
+        </w:rPr>
+      </w:pPr>
+      <w:r>
+        <w:rPr>
+          <w:lang w:val="en-US"/>
+        </w:rPr>
+        <w:t>LEFT JOIN pg_tablespace ts ON ts.oid = c.reltablespace</w:t>
+      </w:r>
+    </w:p>
+    <w:p>
+      <w:pPr>
+        <w:rPr>
+          <w:lang w:val="en-US"/>
+        </w:rPr>
+      </w:pPr>
+      <w:r>
+        <w:rPr>
+          <w:lang w:val="en-US"/>
+        </w:rPr>
+        <w:t>ORDER BY ts.spcname, n.nspname, c.relname;</w:t>
+      </w:r>
+    </w:p>
+    <w:p>
+      <w:pPr>
+        <w:rPr>
+          <w:lang w:val="en-US"/>
+        </w:rPr>
+      </w:pPr>
+      <w:r>
+        <w:rPr>
+          <w:lang w:val="en-US"/>
+        </w:rPr>
+        <w:lastRenderedPageBreak/>
+        <w:drawing>
+          <wp:inline distT="0" distB="0" distL="0" distR="0" wp14:anchorId="7024AEE7" wp14:editId="2EEAC67A">
+            <wp:extent cx="5940425" cy="4853940"/>
+            <wp:effectExtent l="0" t="0" r="3175" b="3810"/>
+            <wp:docPr id="1693007978" name="Рисунок 1"/>
+            <wp:cNvGraphicFramePr>
+              <a:graphicFrameLocks xmlns:a="http://schemas.openxmlformats.org/drawingml/2006/main" noChangeAspect="1"/>
+            </wp:cNvGraphicFramePr>
+            <a:graphic xmlns:a="http://schemas.openxmlformats.org/drawingml/2006/main">
+              <a:graphicData uri="http://schemas.openxmlformats.org/drawingml/2006/picture">
+                <pic:pic xmlns:pic="http://schemas.openxmlformats.org/drawingml/2006/picture">
+                  <pic:nvPicPr>
+                    <pic:cNvPr id="1693007978" name=""/>
+                    <pic:cNvPicPr/>
+                  </pic:nvPicPr>
+                  <pic:blipFill>
+                    <a:blip r:embed="rId9"/>
+                    <a:stretch>
+                      <a:fillRect/>
+                    </a:stretch>
+                  </pic:blipFill>
+                  <pic:spPr>
+                    <a:xfrm>
+                      <a:off x="0" y="0"/>
+                      <a:ext cx="5940425" cy="4853940"/>
+                    </a:xfrm>
+                    <a:prstGeom prst="rect">
+                      <a:avLst/>
+                    </a:prstGeom>
+                  </pic:spPr>
+                </pic:pic>
+              </a:graphicData>
+            </a:graphic>
+          </wp:inline>
+        </w:drawing>
       </w:r>
     </w:p>
     <w:p>
@@ -480,6 +2511,439 @@
     </w:sectPr>
   </w:body>
 </w:document>
+</file>
+
+<file path=word/numbering.xml><?xml version="1.0" encoding="utf-8"?>
+<w:numbering xmlns:wpc="http://schemas.microsoft.com/office/word/2010/wordprocessingCanvas" xmlns:cx="http://schemas.microsoft.com/office/drawing/2014/chartex" xmlns:cx1="http://schemas.microsoft.com/office/drawing/2015/9/8/chartex" xmlns:cx2="http://schemas.microsoft.com/office/drawing/2015/10/21/chartex" xmlns:cx3="http://schemas.microsoft.com/office/drawing/2016/5/9/chartex" xmlns:cx4="http://schemas.microsoft.com/office/drawing/2016/5/10/chartex" xmlns:cx5="http://schemas.microsoft.com/office/drawing/2016/5/11/chartex" xmlns:cx6="http://schemas.microsoft.com/office/drawing/2016/5/12/chartex" xmlns:cx7="http://schemas.microsoft.com/office/drawing/2016/5/13/chartex" xmlns:cx8="http://schemas.microsoft.com/office/drawing/2016/5/14/chartex" xmlns:mc="http://schemas.openxmlformats.org/markup-compatibility/2006" xmlns:aink="http://schemas.microsoft.com/office/drawing/2016/ink" xmlns:am3d="http://schemas.microsoft.com/office/drawing/2017/model3d" xmlns:o="urn:schemas-microsoft-com:office:office" xmlns:oel="http://schemas.microsoft.com/office/2019/extlst" xmlns:r="http://schemas.openxmlformats.org/officeDocument/2006/relationships" xmlns:m="http://schemas.openxmlformats.org/officeDocument/2006/math" xmlns:v="urn:schemas-microsoft-com:vml" xmlns:wp14="http://schemas.microsoft.com/office/word/2010/wordprocessingDrawing" xmlns:wp="http://schemas.openxmlformats.org/drawingml/2006/wordprocessingDrawing" xmlns:w10="urn:schemas-microsoft-com:office:word" xmlns:w="http://schemas.openxmlformats.org/wordprocessingml/2006/main" xmlns:w14="http://schemas.microsoft.com/office/word/2010/wordml" xmlns:w15="http://schemas.microsoft.com/office/word/2012/wordml" xmlns:w16cex="http://schemas.microsoft.com/office/word/2018/wordml/cex" xmlns:w16cid="http://schemas.microsoft.com/office/word/2016/wordml/cid" xmlns:w16="http://schemas.microsoft.com/office/word/2018/wordml" xmlns:w16du="http://schemas.microsoft.com/office/word/2023/wordml/word16du" xmlns:w16sdtdh="http://schemas.microsoft.com/office/word/2020/wordml/sdtdatahash" xmlns:w16sdtfl="http://schemas.microsoft.com/office/word/2024/wordml/sdtformatlock" xmlns:w16se="http://schemas.microsoft.com/office/word/2015/wordml/symex" xmlns:wpg="http://schemas.microsoft.com/office/word/2010/wordprocessingGroup" xmlns:wpi="http://schemas.microsoft.com/office/word/2010/wordprocessingInk" xmlns:wne="http://schemas.microsoft.com/office/word/2006/wordml" xmlns:wps="http://schemas.microsoft.com/office/word/2010/wordprocessingShape" mc:Ignorable="w14 w15 w16se w16cid w16 w16cex w16sdtdh w16sdtfl w16du wp14">
+  <w:abstractNum w:abstractNumId="0" w15:restartNumberingAfterBreak="0">
+    <w:nsid w:val="32CE4AF8"/>
+    <w:multiLevelType w:val="hybridMultilevel"/>
+    <w:tmpl w:val="4552D726"/>
+    <w:lvl w:ilvl="0" w:tplc="0419000F">
+      <w:start w:val="1"/>
+      <w:numFmt w:val="decimal"/>
+      <w:lvlText w:val="%1."/>
+      <w:lvlJc w:val="left"/>
+      <w:pPr>
+        <w:ind w:left="720" w:hanging="360"/>
+      </w:pPr>
+      <w:rPr>
+        <w:rFonts w:hint="default"/>
+      </w:rPr>
+    </w:lvl>
+    <w:lvl w:ilvl="1" w:tplc="04190019" w:tentative="1">
+      <w:start w:val="1"/>
+      <w:numFmt w:val="lowerLetter"/>
+      <w:lvlText w:val="%2."/>
+      <w:lvlJc w:val="left"/>
+      <w:pPr>
+        <w:ind w:left="1440" w:hanging="360"/>
+      </w:pPr>
+    </w:lvl>
+    <w:lvl w:ilvl="2" w:tplc="0419001B" w:tentative="1">
+      <w:start w:val="1"/>
+      <w:numFmt w:val="lowerRoman"/>
+      <w:lvlText w:val="%3."/>
+      <w:lvlJc w:val="right"/>
+      <w:pPr>
+        <w:ind w:left="2160" w:hanging="180"/>
+      </w:pPr>
+    </w:lvl>
+    <w:lvl w:ilvl="3" w:tplc="0419000F" w:tentative="1">
+      <w:start w:val="1"/>
+      <w:numFmt w:val="decimal"/>
+      <w:lvlText w:val="%4."/>
+      <w:lvlJc w:val="left"/>
+      <w:pPr>
+        <w:ind w:left="2880" w:hanging="360"/>
+      </w:pPr>
+    </w:lvl>
+    <w:lvl w:ilvl="4" w:tplc="04190019" w:tentative="1">
+      <w:start w:val="1"/>
+      <w:numFmt w:val="lowerLetter"/>
+      <w:lvlText w:val="%5."/>
+      <w:lvlJc w:val="left"/>
+      <w:pPr>
+        <w:ind w:left="3600" w:hanging="360"/>
+      </w:pPr>
+    </w:lvl>
+    <w:lvl w:ilvl="5" w:tplc="0419001B" w:tentative="1">
+      <w:start w:val="1"/>
+      <w:numFmt w:val="lowerRoman"/>
+      <w:lvlText w:val="%6."/>
+      <w:lvlJc w:val="right"/>
+      <w:pPr>
+        <w:ind w:left="4320" w:hanging="180"/>
+      </w:pPr>
+    </w:lvl>
+    <w:lvl w:ilvl="6" w:tplc="0419000F" w:tentative="1">
+      <w:start w:val="1"/>
+      <w:numFmt w:val="decimal"/>
+      <w:lvlText w:val="%7."/>
+      <w:lvlJc w:val="left"/>
+      <w:pPr>
+        <w:ind w:left="5040" w:hanging="360"/>
+      </w:pPr>
+    </w:lvl>
+    <w:lvl w:ilvl="7" w:tplc="04190019" w:tentative="1">
+      <w:start w:val="1"/>
+      <w:numFmt w:val="lowerLetter"/>
+      <w:lvlText w:val="%8."/>
+      <w:lvlJc w:val="left"/>
+      <w:pPr>
+        <w:ind w:left="5760" w:hanging="360"/>
+      </w:pPr>
+    </w:lvl>
+    <w:lvl w:ilvl="8" w:tplc="0419001B" w:tentative="1">
+      <w:start w:val="1"/>
+      <w:numFmt w:val="lowerRoman"/>
+      <w:lvlText w:val="%9."/>
+      <w:lvlJc w:val="right"/>
+      <w:pPr>
+        <w:ind w:left="6480" w:hanging="180"/>
+      </w:pPr>
+    </w:lvl>
+  </w:abstractNum>
+  <w:abstractNum w:abstractNumId="1" w15:restartNumberingAfterBreak="0">
+    <w:nsid w:val="606554DE"/>
+    <w:multiLevelType w:val="hybridMultilevel"/>
+    <w:tmpl w:val="F3D6ECA8"/>
+    <w:lvl w:ilvl="0" w:tplc="0419000F">
+      <w:start w:val="1"/>
+      <w:numFmt w:val="decimal"/>
+      <w:lvlText w:val="%1."/>
+      <w:lvlJc w:val="left"/>
+      <w:pPr>
+        <w:ind w:left="720" w:hanging="360"/>
+      </w:pPr>
+      <w:rPr>
+        <w:rFonts w:hint="default"/>
+      </w:rPr>
+    </w:lvl>
+    <w:lvl w:ilvl="1" w:tplc="04190019" w:tentative="1">
+      <w:start w:val="1"/>
+      <w:numFmt w:val="lowerLetter"/>
+      <w:lvlText w:val="%2."/>
+      <w:lvlJc w:val="left"/>
+      <w:pPr>
+        <w:ind w:left="1440" w:hanging="360"/>
+      </w:pPr>
+    </w:lvl>
+    <w:lvl w:ilvl="2" w:tplc="0419001B" w:tentative="1">
+      <w:start w:val="1"/>
+      <w:numFmt w:val="lowerRoman"/>
+      <w:lvlText w:val="%3."/>
+      <w:lvlJc w:val="right"/>
+      <w:pPr>
+        <w:ind w:left="2160" w:hanging="180"/>
+      </w:pPr>
+    </w:lvl>
+    <w:lvl w:ilvl="3" w:tplc="0419000F" w:tentative="1">
+      <w:start w:val="1"/>
+      <w:numFmt w:val="decimal"/>
+      <w:lvlText w:val="%4."/>
+      <w:lvlJc w:val="left"/>
+      <w:pPr>
+        <w:ind w:left="2880" w:hanging="360"/>
+      </w:pPr>
+    </w:lvl>
+    <w:lvl w:ilvl="4" w:tplc="04190019" w:tentative="1">
+      <w:start w:val="1"/>
+      <w:numFmt w:val="lowerLetter"/>
+      <w:lvlText w:val="%5."/>
+      <w:lvlJc w:val="left"/>
+      <w:pPr>
+        <w:ind w:left="3600" w:hanging="360"/>
+      </w:pPr>
+    </w:lvl>
+    <w:lvl w:ilvl="5" w:tplc="0419001B" w:tentative="1">
+      <w:start w:val="1"/>
+      <w:numFmt w:val="lowerRoman"/>
+      <w:lvlText w:val="%6."/>
+      <w:lvlJc w:val="right"/>
+      <w:pPr>
+        <w:ind w:left="4320" w:hanging="180"/>
+      </w:pPr>
+    </w:lvl>
+    <w:lvl w:ilvl="6" w:tplc="0419000F" w:tentative="1">
+      <w:start w:val="1"/>
+      <w:numFmt w:val="decimal"/>
+      <w:lvlText w:val="%7."/>
+      <w:lvlJc w:val="left"/>
+      <w:pPr>
+        <w:ind w:left="5040" w:hanging="360"/>
+      </w:pPr>
+    </w:lvl>
+    <w:lvl w:ilvl="7" w:tplc="04190019" w:tentative="1">
+      <w:start w:val="1"/>
+      <w:numFmt w:val="lowerLetter"/>
+      <w:lvlText w:val="%8."/>
+      <w:lvlJc w:val="left"/>
+      <w:pPr>
+        <w:ind w:left="5760" w:hanging="360"/>
+      </w:pPr>
+    </w:lvl>
+    <w:lvl w:ilvl="8" w:tplc="0419001B" w:tentative="1">
+      <w:start w:val="1"/>
+      <w:numFmt w:val="lowerRoman"/>
+      <w:lvlText w:val="%9."/>
+      <w:lvlJc w:val="right"/>
+      <w:pPr>
+        <w:ind w:left="6480" w:hanging="180"/>
+      </w:pPr>
+    </w:lvl>
+  </w:abstractNum>
+  <w:abstractNum w:abstractNumId="2" w15:restartNumberingAfterBreak="0">
+    <w:nsid w:val="65052F20"/>
+    <w:multiLevelType w:val="multilevel"/>
+    <w:tmpl w:val="10F265E4"/>
+    <w:lvl w:ilvl="0">
+      <w:start w:val="1"/>
+      <w:numFmt w:val="bullet"/>
+      <w:lvlText w:val=""/>
+      <w:lvlJc w:val="left"/>
+      <w:pPr>
+        <w:tabs>
+          <w:tab w:val="num" w:pos="720"/>
+        </w:tabs>
+        <w:ind w:left="720" w:hanging="360"/>
+      </w:pPr>
+      <w:rPr>
+        <w:rFonts w:ascii="Symbol" w:hAnsi="Symbol" w:hint="default"/>
+        <w:sz w:val="20"/>
+      </w:rPr>
+    </w:lvl>
+    <w:lvl w:ilvl="1" w:tentative="1">
+      <w:start w:val="1"/>
+      <w:numFmt w:val="bullet"/>
+      <w:lvlText w:val="o"/>
+      <w:lvlJc w:val="left"/>
+      <w:pPr>
+        <w:tabs>
+          <w:tab w:val="num" w:pos="1440"/>
+        </w:tabs>
+        <w:ind w:left="1440" w:hanging="360"/>
+      </w:pPr>
+      <w:rPr>
+        <w:rFonts w:ascii="Courier New" w:hAnsi="Courier New" w:hint="default"/>
+        <w:sz w:val="20"/>
+      </w:rPr>
+    </w:lvl>
+    <w:lvl w:ilvl="2" w:tentative="1">
+      <w:start w:val="1"/>
+      <w:numFmt w:val="bullet"/>
+      <w:lvlText w:val=""/>
+      <w:lvlJc w:val="left"/>
+      <w:pPr>
+        <w:tabs>
+          <w:tab w:val="num" w:pos="2160"/>
+        </w:tabs>
+        <w:ind w:left="2160" w:hanging="360"/>
+      </w:pPr>
+      <w:rPr>
+        <w:rFonts w:ascii="Wingdings" w:hAnsi="Wingdings" w:hint="default"/>
+        <w:sz w:val="20"/>
+      </w:rPr>
+    </w:lvl>
+    <w:lvl w:ilvl="3" w:tentative="1">
+      <w:start w:val="1"/>
+      <w:numFmt w:val="bullet"/>
+      <w:lvlText w:val=""/>
+      <w:lvlJc w:val="left"/>
+      <w:pPr>
+        <w:tabs>
+          <w:tab w:val="num" w:pos="2880"/>
+        </w:tabs>
+        <w:ind w:left="2880" w:hanging="360"/>
+      </w:pPr>
+      <w:rPr>
+        <w:rFonts w:ascii="Wingdings" w:hAnsi="Wingdings" w:hint="default"/>
+        <w:sz w:val="20"/>
+      </w:rPr>
+    </w:lvl>
+    <w:lvl w:ilvl="4" w:tentative="1">
+      <w:start w:val="1"/>
+      <w:numFmt w:val="bullet"/>
+      <w:lvlText w:val=""/>
+      <w:lvlJc w:val="left"/>
+      <w:pPr>
+        <w:tabs>
+          <w:tab w:val="num" w:pos="3600"/>
+        </w:tabs>
+        <w:ind w:left="3600" w:hanging="360"/>
+      </w:pPr>
+      <w:rPr>
+        <w:rFonts w:ascii="Wingdings" w:hAnsi="Wingdings" w:hint="default"/>
+        <w:sz w:val="20"/>
+      </w:rPr>
+    </w:lvl>
+    <w:lvl w:ilvl="5" w:tentative="1">
+      <w:start w:val="1"/>
+      <w:numFmt w:val="bullet"/>
+      <w:lvlText w:val=""/>
+      <w:lvlJc w:val="left"/>
+      <w:pPr>
+        <w:tabs>
+          <w:tab w:val="num" w:pos="4320"/>
+        </w:tabs>
+        <w:ind w:left="4320" w:hanging="360"/>
+      </w:pPr>
+      <w:rPr>
+        <w:rFonts w:ascii="Wingdings" w:hAnsi="Wingdings" w:hint="default"/>
+        <w:sz w:val="20"/>
+      </w:rPr>
+    </w:lvl>
+    <w:lvl w:ilvl="6" w:tentative="1">
+      <w:start w:val="1"/>
+      <w:numFmt w:val="bullet"/>
+      <w:lvlText w:val=""/>
+      <w:lvlJc w:val="left"/>
+      <w:pPr>
+        <w:tabs>
+          <w:tab w:val="num" w:pos="5040"/>
+        </w:tabs>
+        <w:ind w:left="5040" w:hanging="360"/>
+      </w:pPr>
+      <w:rPr>
+        <w:rFonts w:ascii="Wingdings" w:hAnsi="Wingdings" w:hint="default"/>
+        <w:sz w:val="20"/>
+      </w:rPr>
+    </w:lvl>
+    <w:lvl w:ilvl="7" w:tentative="1">
+      <w:start w:val="1"/>
+      <w:numFmt w:val="bullet"/>
+      <w:lvlText w:val=""/>
+      <w:lvlJc w:val="left"/>
+      <w:pPr>
+        <w:tabs>
+          <w:tab w:val="num" w:pos="5760"/>
+        </w:tabs>
+        <w:ind w:left="5760" w:hanging="360"/>
+      </w:pPr>
+      <w:rPr>
+        <w:rFonts w:ascii="Wingdings" w:hAnsi="Wingdings" w:hint="default"/>
+        <w:sz w:val="20"/>
+      </w:rPr>
+    </w:lvl>
+    <w:lvl w:ilvl="8" w:tentative="1">
+      <w:start w:val="1"/>
+      <w:numFmt w:val="bullet"/>
+      <w:lvlText w:val=""/>
+      <w:lvlJc w:val="left"/>
+      <w:pPr>
+        <w:tabs>
+          <w:tab w:val="num" w:pos="6480"/>
+        </w:tabs>
+        <w:ind w:left="6480" w:hanging="360"/>
+      </w:pPr>
+      <w:rPr>
+        <w:rFonts w:ascii="Wingdings" w:hAnsi="Wingdings" w:hint="default"/>
+        <w:sz w:val="20"/>
+      </w:rPr>
+    </w:lvl>
+  </w:abstractNum>
+  <w:abstractNum w:abstractNumId="3" w15:restartNumberingAfterBreak="0">
+    <w:nsid w:val="7CC157AE"/>
+    <w:multiLevelType w:val="hybridMultilevel"/>
+    <w:tmpl w:val="9726368A"/>
+    <w:lvl w:ilvl="0" w:tplc="0419000F">
+      <w:start w:val="1"/>
+      <w:numFmt w:val="decimal"/>
+      <w:lvlText w:val="%1."/>
+      <w:lvlJc w:val="left"/>
+      <w:pPr>
+        <w:ind w:left="720" w:hanging="360"/>
+      </w:pPr>
+      <w:rPr>
+        <w:rFonts w:hint="default"/>
+      </w:rPr>
+    </w:lvl>
+    <w:lvl w:ilvl="1" w:tplc="04190019" w:tentative="1">
+      <w:start w:val="1"/>
+      <w:numFmt w:val="lowerLetter"/>
+      <w:lvlText w:val="%2."/>
+      <w:lvlJc w:val="left"/>
+      <w:pPr>
+        <w:ind w:left="1440" w:hanging="360"/>
+      </w:pPr>
+    </w:lvl>
+    <w:lvl w:ilvl="2" w:tplc="0419001B" w:tentative="1">
+      <w:start w:val="1"/>
+      <w:numFmt w:val="lowerRoman"/>
+      <w:lvlText w:val="%3."/>
+      <w:lvlJc w:val="right"/>
+      <w:pPr>
+        <w:ind w:left="2160" w:hanging="180"/>
+      </w:pPr>
+    </w:lvl>
+    <w:lvl w:ilvl="3" w:tplc="0419000F" w:tentative="1">
+      <w:start w:val="1"/>
+      <w:numFmt w:val="decimal"/>
+      <w:lvlText w:val="%4."/>
+      <w:lvlJc w:val="left"/>
+      <w:pPr>
+        <w:ind w:left="2880" w:hanging="360"/>
+      </w:pPr>
+    </w:lvl>
+    <w:lvl w:ilvl="4" w:tplc="04190019" w:tentative="1">
+      <w:start w:val="1"/>
+      <w:numFmt w:val="lowerLetter"/>
+      <w:lvlText w:val="%5."/>
+      <w:lvlJc w:val="left"/>
+      <w:pPr>
+        <w:ind w:left="3600" w:hanging="360"/>
+      </w:pPr>
+    </w:lvl>
+    <w:lvl w:ilvl="5" w:tplc="0419001B" w:tentative="1">
+      <w:start w:val="1"/>
+      <w:numFmt w:val="lowerRoman"/>
+      <w:lvlText w:val="%6."/>
+      <w:lvlJc w:val="right"/>
+      <w:pPr>
+        <w:ind w:left="4320" w:hanging="180"/>
+      </w:pPr>
+    </w:lvl>
+    <w:lvl w:ilvl="6" w:tplc="0419000F" w:tentative="1">
+      <w:start w:val="1"/>
+      <w:numFmt w:val="decimal"/>
+      <w:lvlText w:val="%7."/>
+      <w:lvlJc w:val="left"/>
+      <w:pPr>
+        <w:ind w:left="5040" w:hanging="360"/>
+      </w:pPr>
+    </w:lvl>
+    <w:lvl w:ilvl="7" w:tplc="04190019" w:tentative="1">
+      <w:start w:val="1"/>
+      <w:numFmt w:val="lowerLetter"/>
+      <w:lvlText w:val="%8."/>
+      <w:lvlJc w:val="left"/>
+      <w:pPr>
+        <w:ind w:left="5760" w:hanging="360"/>
+      </w:pPr>
+    </w:lvl>
+    <w:lvl w:ilvl="8" w:tplc="0419001B" w:tentative="1">
+      <w:start w:val="1"/>
+      <w:numFmt w:val="lowerRoman"/>
+      <w:lvlText w:val="%9."/>
+      <w:lvlJc w:val="right"/>
+      <w:pPr>
+        <w:ind w:left="6480" w:hanging="180"/>
+      </w:pPr>
+    </w:lvl>
+  </w:abstractNum>
+  <w:num w:numId="1" w16cid:durableId="391318510">
+    <w:abstractNumId w:val="3"/>
+  </w:num>
+  <w:num w:numId="2" w16cid:durableId="19164654">
+    <w:abstractNumId w:val="0"/>
+  </w:num>
+  <w:num w:numId="3" w16cid:durableId="1050806762">
+    <w:abstractNumId w:val="1"/>
+  </w:num>
+  <w:num w:numId="4" w16cid:durableId="659118333">
+    <w:abstractNumId w:val="2"/>
+  </w:num>
+</w:numbering>
 </file>
 
 <file path=word/styles.xml><?xml version="1.0" encoding="utf-8"?>
@@ -1083,7 +3547,6 @@
   <w:style w:type="character" w:default="1" w:styleId="a0">
     <w:name w:val="Default Paragraph Font"/>
     <w:uiPriority w:val="1"/>
-    <w:semiHidden/>
     <w:unhideWhenUsed/>
   </w:style>
   <w:style w:type="table" w:default="1" w:styleId="a1">
@@ -1411,6 +3874,36 @@
       <w14:ligatures w14:val="none"/>
     </w:rPr>
   </w:style>
+  <w:style w:type="paragraph" w:styleId="HTML">
+    <w:name w:val="HTML Preformatted"/>
+    <w:basedOn w:val="a"/>
+    <w:link w:val="HTML0"/>
+    <w:uiPriority w:val="99"/>
+    <w:semiHidden/>
+    <w:unhideWhenUsed/>
+    <w:rsid w:val="00363417"/>
+    <w:pPr>
+      <w:spacing w:after="0" w:line="240" w:lineRule="auto"/>
+    </w:pPr>
+    <w:rPr>
+      <w:rFonts w:ascii="Consolas" w:hAnsi="Consolas"/>
+      <w:sz w:val="20"/>
+      <w:szCs w:val="20"/>
+    </w:rPr>
+  </w:style>
+  <w:style w:type="character" w:customStyle="1" w:styleId="HTML0">
+    <w:name w:val="Стандартный HTML Знак"/>
+    <w:basedOn w:val="a0"/>
+    <w:link w:val="HTML"/>
+    <w:uiPriority w:val="99"/>
+    <w:semiHidden/>
+    <w:rsid w:val="00363417"/>
+    <w:rPr>
+      <w:rFonts w:ascii="Consolas" w:hAnsi="Consolas"/>
+      <w:sz w:val="20"/>
+      <w:szCs w:val="20"/>
+    </w:rPr>
+  </w:style>
 </w:styles>
 </file>
 
